--- a/assets/default-template.docx
+++ b/assets/default-template.docx
@@ -4,50 +4,40 @@
   <w:body>
     <w:tbl>
       <w:tblPr>
-        <w:tblStyle w:val="TableGrid"/>
         <w:tblW w:type="auto" w:w="0"/>
+        <w:jc w:val="center"/>
+        <w:tblLayout w:type="fixed"/>
         <w:tblLook w:firstColumn="1" w:firstRow="1" w:lastColumn="0" w:lastRow="0" w:noHBand="0" w:noVBand="1" w:val="04A0"/>
       </w:tblPr>
       <w:tblGrid>
-        <w:gridCol w:w="1800"/>
-        <w:gridCol w:w="8208"/>
+        <w:gridCol w:w="10872"/>
       </w:tblGrid>
       <w:tr>
         <w:tc>
           <w:tcPr>
-            <w:tcW w:type="dxa" w:w="4968"/>
-            <w:shd w:fill="EAF3FF"/>
+            <w:tcW w:type="dxa" w:w="11232"/>
+            <w:shd w:fill="123A73"/>
+            <w:tcMar>
+              <w:top w:w="85" w:type="dxa"/>
+              <w:start w:w="70" w:type="dxa"/>
+              <w:bottom w:w="85" w:type="dxa"/>
+              <w:end w:w="70" w:type="dxa"/>
+            </w:tcMar>
+            <w:vAlign w:val="center"/>
           </w:tcPr>
           <w:p>
             <w:pPr>
+              <w:spacing w:before="0" w:after="0" w:line="252" w:lineRule="auto"/>
               <w:jc w:val="center"/>
             </w:pPr>
             <w:r>
               <w:rPr>
-                <w:rFonts w:ascii="Arial" w:hAnsi="Arial"/>
+                <w:rFonts w:ascii="Arial" w:hAnsi="Arial" w:eastAsia="Arial" w:cs="Arial"/>
                 <w:b/>
-                <w:sz w:val="26"/>
+                <w:color w:val="FFFFFF"/>
+                <w:sz w:val="21"/>
               </w:rPr>
-              <w:t>JER S.A.</w:t>
-            </w:r>
-          </w:p>
-        </w:tc>
-        <w:tc>
-          <w:tcPr>
-            <w:tcW w:type="dxa" w:w="4968"/>
-            <w:shd w:fill="EAF3FF"/>
-          </w:tcPr>
-          <w:p>
-            <w:pPr>
-              <w:jc w:val="center"/>
-            </w:pPr>
-            <w:r>
-              <w:rPr>
-                <w:rFonts w:ascii="Arial" w:hAnsi="Arial"/>
-                <w:b/>
-                <w:sz w:val="24"/>
-              </w:rPr>
-              <w:t>RECOMENDACIONES MÉDICAS OCUPACIONALES</w:t>
+              <w:t>ASUNTO: RECOMENDACIONES EXAMEN {{TIPO DE EXAMEN}}</w:t>
             </w:r>
           </w:p>
         </w:tc>
@@ -55,102 +45,267 @@
     </w:tbl>
     <w:p>
       <w:pPr>
+        <w:spacing w:before="0" w:after="160" w:line="252" w:lineRule="auto"/>
         <w:jc w:val="right"/>
       </w:pPr>
       <w:r>
         <w:rPr>
-          <w:rFonts w:ascii="Arial" w:hAnsi="Arial"/>
+          <w:rFonts w:ascii="Arial" w:hAnsi="Arial" w:eastAsia="Arial" w:cs="Arial"/>
           <w:b/>
-          <w:sz w:val="20"/>
+          <w:sz w:val="17"/>
         </w:rPr>
-        <w:t>Consecutivo: {{NUMERO DE CONSECUTIVO}}</w:t>
+        <w:t xml:space="preserve">Consecutivo: </w:t>
+      </w:r>
+      <w:r>
+        <w:rPr>
+          <w:rFonts w:ascii="Arial" w:hAnsi="Arial" w:eastAsia="Arial" w:cs="Arial"/>
+          <w:b w:val="0"/>
+          <w:sz w:val="17"/>
+        </w:rPr>
+        <w:t>{{NUMERO DE CONSECUTIVO}}</w:t>
       </w:r>
     </w:p>
     <w:p>
-      <w:pPr/>
+      <w:pPr>
+        <w:spacing w:before="0" w:after="180" w:line="252" w:lineRule="auto"/>
+      </w:pPr>
       <w:r>
+        <w:rPr>
+          <w:rFonts w:ascii="Arial" w:hAnsi="Arial" w:eastAsia="Arial" w:cs="Arial"/>
+          <w:b/>
+          <w:sz w:val="21"/>
+        </w:rPr>
         <w:t>{{LUGAR}}, {{FECHA HOY}}</w:t>
       </w:r>
     </w:p>
     <w:p>
+      <w:pPr>
+        <w:spacing w:before="0" w:after="140" w:line="252" w:lineRule="auto"/>
+      </w:pPr>
       <w:r>
-        <w:t>Señor(a):</w:t>
-        <w:br/>
+        <w:rPr>
+          <w:rFonts w:ascii="Arial" w:hAnsi="Arial" w:eastAsia="Arial" w:cs="Arial"/>
+          <w:b w:val="0"/>
+          <w:sz w:val="21"/>
+        </w:rPr>
+        <w:t>Sr(a).</w:t>
+      </w:r>
+    </w:p>
+    <w:p>
+      <w:pPr>
+        <w:spacing w:before="0" w:after="0" w:line="252" w:lineRule="auto"/>
+      </w:pPr>
+      <w:r>
+        <w:rPr>
+          <w:rFonts w:ascii="Arial" w:hAnsi="Arial" w:eastAsia="Arial" w:cs="Arial"/>
+          <w:b/>
+          <w:sz w:val="21"/>
+        </w:rPr>
         <w:t>{{NOMBRE DE LA PERSONA}}</w:t>
-        <w:br/>
+      </w:r>
+    </w:p>
+    <w:p>
+      <w:pPr>
+        <w:spacing w:before="0" w:after="200" w:line="252" w:lineRule="auto"/>
+      </w:pPr>
+      <w:r>
+        <w:rPr>
+          <w:rFonts w:ascii="Arial" w:hAnsi="Arial" w:eastAsia="Arial" w:cs="Arial"/>
+          <w:b/>
+          <w:sz w:val="21"/>
+        </w:rPr>
         <w:t>{{CARGO DE LA PERSONA}}</w:t>
       </w:r>
     </w:p>
     <w:p>
       <w:pPr>
-        <w:jc w:val="center"/>
+        <w:spacing w:before="0" w:after="160" w:line="252" w:lineRule="auto"/>
       </w:pPr>
       <w:r>
         <w:rPr>
-          <w:rFonts w:ascii="Arial" w:hAnsi="Arial"/>
-          <w:b/>
-          <w:sz w:val="22"/>
+          <w:rFonts w:ascii="Arial" w:hAnsi="Arial" w:eastAsia="Arial" w:cs="Arial"/>
+          <w:b w:val="0"/>
+          <w:sz w:val="21"/>
         </w:rPr>
-        <w:t>ASUNTO: RECOMENDACIONES EXAMEN {{TIPO DE EXAMEN}}</w:t>
-      </w:r>
-    </w:p>
-    <w:p>
-      <w:r>
         <w:t>Cordial saludo,</w:t>
       </w:r>
     </w:p>
     <w:p>
+      <w:pPr>
+        <w:spacing w:before="0" w:after="180" w:line="252" w:lineRule="auto"/>
+        <w:jc w:val="both"/>
+      </w:pPr>
       <w:r>
-        <w:t>Según los lineamientos del programa de medicina preventiva y del trabajo de JER S.A; se hace entrega de las recomendaciones establecidas por el Proveedor de servicios de Exámenes Médico Ocupacionales (Ingreso, Periódico, egreso, cambio de cargo y post incapacidad)</w:t>
+        <w:rPr>
+          <w:rFonts w:ascii="Arial" w:hAnsi="Arial" w:eastAsia="Arial" w:cs="Arial"/>
+          <w:b w:val="0"/>
+          <w:sz w:val="21"/>
+        </w:rPr>
+        <w:t>Según los lineamientos del programa de medicina preventiva y del trabajo de JER S.A.; se hace entrega de las recomendaciones establecidas por el Proveedor de servicios de Exámenes Médico Ocupacionales (Ingreso, Periódico, egreso, seguimiento laboral, cambio de cargo y post incapacidad).</w:t>
       </w:r>
     </w:p>
     <w:p>
+      <w:pPr>
+        <w:spacing w:before="0" w:after="80" w:line="252" w:lineRule="auto"/>
+      </w:pPr>
       <w:r>
         <w:rPr>
+          <w:rFonts w:ascii="Arial" w:hAnsi="Arial" w:eastAsia="Arial" w:cs="Arial"/>
           <w:b/>
+          <w:sz w:val="21"/>
         </w:rPr>
         <w:t>EXÁMENES REALIZADOS:</w:t>
       </w:r>
     </w:p>
     <w:p>
+      <w:pPr>
+        <w:spacing w:before="0" w:after="160" w:line="252" w:lineRule="auto"/>
+      </w:pPr>
       <w:r>
+        <w:rPr>
+          <w:rFonts w:ascii="Arial" w:hAnsi="Arial" w:eastAsia="Arial" w:cs="Arial"/>
+          <w:b w:val="0"/>
+          <w:sz w:val="21"/>
+        </w:rPr>
         <w:t>{{LISTA DE EXAMENES REALIZADOS}}</w:t>
       </w:r>
     </w:p>
     <w:p>
+      <w:pPr>
+        <w:spacing w:before="0" w:after="140" w:line="252" w:lineRule="auto"/>
+        <w:jc w:val="both"/>
+      </w:pPr>
       <w:r>
+        <w:rPr>
+          <w:rFonts w:ascii="Arial" w:hAnsi="Arial" w:eastAsia="Arial" w:cs="Arial"/>
+          <w:b w:val="0"/>
+          <w:sz w:val="21"/>
+        </w:rPr>
         <w:t>{{Recomendaciones médicas}}</w:t>
       </w:r>
     </w:p>
     <w:p>
+      <w:pPr>
+        <w:spacing w:before="0" w:after="140" w:line="252" w:lineRule="auto"/>
+        <w:jc w:val="both"/>
+      </w:pPr>
       <w:r>
-        <w:t>Programa de vigilancia epidemiológica: {{Programa de vigilancia epidemiológica}}</w:t>
+        <w:rPr>
+          <w:rFonts w:ascii="Arial" w:hAnsi="Arial" w:eastAsia="Arial" w:cs="Arial"/>
+          <w:b w:val="0"/>
+          <w:sz w:val="21"/>
+        </w:rPr>
+        <w:t>{{Restricciones laborales}}</w:t>
       </w:r>
     </w:p>
     <w:p>
+      <w:pPr>
+        <w:spacing w:before="0" w:after="100" w:line="252" w:lineRule="auto"/>
+        <w:jc w:val="both"/>
+      </w:pPr>
       <w:r>
+        <w:rPr>
+          <w:rFonts w:ascii="Arial" w:hAnsi="Arial" w:eastAsia="Arial" w:cs="Arial"/>
+          <w:b/>
+          <w:sz w:val="21"/>
+        </w:rPr>
+        <w:t xml:space="preserve">Observaciones: </w:t>
+      </w:r>
+      <w:r>
+        <w:rPr>
+          <w:rFonts w:ascii="Arial" w:hAnsi="Arial" w:eastAsia="Arial" w:cs="Arial"/>
+          <w:b w:val="0"/>
+          <w:sz w:val="21"/>
+        </w:rPr>
         <w:t>{{Observaciones}}</w:t>
       </w:r>
     </w:p>
     <w:p>
+      <w:pPr>
+        <w:spacing w:before="0" w:after="100" w:line="252" w:lineRule="auto"/>
+        <w:jc w:val="both"/>
+      </w:pPr>
       <w:r>
+        <w:rPr>
+          <w:rFonts w:ascii="Arial" w:hAnsi="Arial" w:eastAsia="Arial" w:cs="Arial"/>
+          <w:b/>
+          <w:sz w:val="21"/>
+        </w:rPr>
+        <w:t xml:space="preserve">Programa de vigilancia epidemiológica: </w:t>
+      </w:r>
+      <w:r>
+        <w:rPr>
+          <w:rFonts w:ascii="Arial" w:hAnsi="Arial" w:eastAsia="Arial" w:cs="Arial"/>
+          <w:b w:val="0"/>
+          <w:sz w:val="21"/>
+        </w:rPr>
+        <w:t>{{Programa de vigilancia epidemiológica}}</w:t>
+      </w:r>
+    </w:p>
+    <w:p>
+      <w:pPr>
+        <w:spacing w:before="0" w:after="240" w:line="252" w:lineRule="auto"/>
+        <w:jc w:val="both"/>
+      </w:pPr>
+      <w:r>
+        <w:rPr>
+          <w:rFonts w:ascii="Arial" w:hAnsi="Arial" w:eastAsia="Arial" w:cs="Arial"/>
+          <w:b/>
+          <w:sz w:val="21"/>
+        </w:rPr>
+        <w:t xml:space="preserve">Remisión: </w:t>
+      </w:r>
+      <w:r>
+        <w:rPr>
+          <w:rFonts w:ascii="Arial" w:hAnsi="Arial" w:eastAsia="Arial" w:cs="Arial"/>
+          <w:b w:val="0"/>
+          <w:sz w:val="21"/>
+        </w:rPr>
         <w:t>{{Remisiones}}</w:t>
       </w:r>
     </w:p>
-    <w:p/>
     <w:p>
       <w:pPr>
-        <w:spacing w:before="60"/>
+        <w:spacing w:before="0" w:after="960" w:line="252" w:lineRule="auto"/>
       </w:pPr>
       <w:r>
+        <w:rPr>
+          <w:rFonts w:ascii="Arial" w:hAnsi="Arial" w:eastAsia="Arial" w:cs="Arial"/>
+          <w:b w:val="0"/>
+          <w:sz w:val="21"/>
+        </w:rPr>
+        <w:t>Atentamente,</w:t>
+      </w:r>
+    </w:p>
+    <w:p>
+      <w:pPr>
+        <w:spacing w:before="0" w:after="0" w:line="252" w:lineRule="auto"/>
+      </w:pPr>
+      <w:r>
+        <w:rPr>
+          <w:rFonts w:ascii="Arial" w:hAnsi="Arial" w:eastAsia="Arial" w:cs="Arial"/>
+          <w:b w:val="0"/>
+          <w:sz w:val="21"/>
+        </w:rPr>
         <w:t>VÍCTOR ALONSO MORENO CASAS</w:t>
-        <w:br/>
+      </w:r>
+    </w:p>
+    <w:p>
+      <w:pPr>
+        <w:spacing w:before="0" w:after="0" w:line="252" w:lineRule="auto"/>
+      </w:pPr>
+      <w:r>
+        <w:rPr>
+          <w:rFonts w:ascii="Arial" w:hAnsi="Arial" w:eastAsia="Arial" w:cs="Arial"/>
+          <w:b w:val="0"/>
+          <w:sz w:val="21"/>
+        </w:rPr>
         <w:t>Coordinador SST</w:t>
       </w:r>
     </w:p>
     <w:sectPr>
       <w:pgSz w:w="12240" w:h="15840"/>
-      <w:pgMar w:top="936" w:right="1152" w:bottom="936" w:left="1152" w:header="720" w:footer="720" w:gutter="0"/>
+      <w:pgMar w:top="504" w:right="504" w:bottom="648" w:left="504" w:header="216" w:footer="288" w:gutter="0"/>
       <w:cols w:space="720"/>
       <w:docGrid w:linePitch="360"/>
     </w:sectPr>
@@ -521,6 +676,9 @@
     <w:name w:val="Normal"/>
     <w:qFormat/>
     <w:rsid w:val="00FC693F"/>
+    <w:pPr>
+      <w:spacing w:after="100" w:line="252" w:lineRule="auto"/>
+    </w:pPr>
     <w:rPr>
       <w:rFonts w:ascii="Arial" w:hAnsi="Arial"/>
       <w:sz w:val="21"/>

--- a/assets/default-template.docx
+++ b/assets/default-template.docx
@@ -141,7 +141,7 @@
           <w:b w:val="0"/>
           <w:sz w:val="21"/>
         </w:rPr>
-        <w:t>Según los lineamientos del programa de medicina preventiva y del trabajo de JER S.A.; se hace entrega de las recomendaciones establecidas por el Proveedor de servicios de Exámenes Médico Ocupacionales (Ingreso, Periódico, egreso, seguimiento laboral, cambio de cargo y post incapacidad).</w:t>
+        <w:t xml:space="preserve">Según los lineamientos del programa de medicina preventiva y del trabajo de JER S.A.; se hace entrega de las recomendaciones establecidas por el proveedor de servicios de Exámenes Médico Ocupacionales, correspondientes al tipo de evaluación indicado en el encabezado.</w:t>
       </w:r>
     </w:p>
     <w:p>
